--- a/2026.03.03-CS&S/Joslin_CoverLetter_FAIRStation.docx
+++ b/2026.03.03-CS&S/Joslin_CoverLetter_FAIRStation.docx
@@ -54,40 +54,32 @@
           <w:sz w:val="20"/>
           <w:szCs w:val="20"/>
         </w:rPr>
-        <w:t xml:space="preserve">  </w:t>
-      </w:r>
+        <w:t xml:space="preserve">  |  </w:t>
+      </w:r>
+      <w:proofErr w:type="spellStart"/>
       <w:r>
         <w:rPr>
           <w:color w:val="555555"/>
           <w:sz w:val="20"/>
           <w:szCs w:val="20"/>
         </w:rPr>
-        <w:t xml:space="preserve">|  </w:t>
-      </w:r>
-      <w:proofErr w:type="spellStart"/>
+        <w:t>ORCiD</w:t>
+      </w:r>
+      <w:proofErr w:type="spellEnd"/>
       <w:r>
         <w:rPr>
           <w:color w:val="555555"/>
           <w:sz w:val="20"/>
           <w:szCs w:val="20"/>
         </w:rPr>
-        <w:t>ORCiD</w:t>
-      </w:r>
-      <w:proofErr w:type="spellEnd"/>
+        <w:t xml:space="preserve"> </w:t>
+      </w:r>
       <w:r>
         <w:rPr>
           <w:color w:val="555555"/>
           <w:sz w:val="20"/>
           <w:szCs w:val="20"/>
         </w:rPr>
-        <w:t xml:space="preserve"> </w:t>
-      </w:r>
-      <w:r>
-        <w:rPr>
-          <w:color w:val="555555"/>
-          <w:sz w:val="20"/>
-          <w:szCs w:val="20"/>
-        </w:rPr>
         <w:t>0000-0001-5470-1193</w:t>
       </w:r>
     </w:p>
@@ -174,77 +166,14 @@
           <w:sz w:val="22"/>
           <w:szCs w:val="22"/>
         </w:rPr>
-        <w:t xml:space="preserve"> Code for Science and Society.</w:t>
-      </w:r>
-      <w:r>
-        <w:rPr>
-          <w:sz w:val="22"/>
-          <w:szCs w:val="22"/>
-        </w:rPr>
-        <w:t xml:space="preserve"> </w:t>
-      </w:r>
-      <w:r>
-        <w:rPr>
-          <w:sz w:val="22"/>
-          <w:szCs w:val="22"/>
-        </w:rPr>
-        <w:t>The mission to build an open</w:t>
-      </w:r>
-      <w:r>
-        <w:rPr>
-          <w:sz w:val="22"/>
-          <w:szCs w:val="22"/>
-        </w:rPr>
-        <w:t xml:space="preserve"> </w:t>
-      </w:r>
-      <w:r>
-        <w:rPr>
-          <w:sz w:val="22"/>
-          <w:szCs w:val="22"/>
-        </w:rPr>
-        <w:t>source, interoperable platform that embeds research data management directly into field station operations is the kind of infrastructure challenge I have been working toward for the past decade</w:t>
-      </w:r>
-      <w:r>
-        <w:rPr>
-          <w:sz w:val="22"/>
-          <w:szCs w:val="22"/>
-        </w:rPr>
-        <w:t xml:space="preserve"> in my work for the federal government, within academia and through writing guidebooks. </w:t>
-      </w:r>
-      <w:r>
-        <w:rPr>
-          <w:sz w:val="22"/>
-          <w:szCs w:val="22"/>
-        </w:rPr>
-        <w:t xml:space="preserve">I bring </w:t>
-      </w:r>
-      <w:r>
-        <w:rPr>
-          <w:sz w:val="22"/>
-          <w:szCs w:val="22"/>
-        </w:rPr>
-        <w:t>a unique</w:t>
-      </w:r>
-      <w:r>
-        <w:rPr>
-          <w:sz w:val="22"/>
-          <w:szCs w:val="22"/>
-        </w:rPr>
-        <w:t xml:space="preserve"> combination of scientific domain expertise, hands-on data infrastructure development, demonstrated community engagement experience</w:t>
-      </w:r>
-      <w:r>
-        <w:rPr>
-          <w:sz w:val="22"/>
-          <w:szCs w:val="22"/>
-        </w:rPr>
-        <w:t xml:space="preserve"> and intuitive UI creation </w:t>
-      </w:r>
-      <w:r>
-        <w:rPr>
-          <w:sz w:val="22"/>
-          <w:szCs w:val="22"/>
-        </w:rPr>
-        <w:t>that this role demands.</w:t>
+        <w:t xml:space="preserve"> Code for Science and Society. </w:t>
+      </w:r>
+      <w:r>
+        <w:rPr>
+          <w:sz w:val="22"/>
+          <w:szCs w:val="22"/>
+        </w:rPr>
+        <w:t>The mission to build an open source, interoperable platform that embeds research data management directly into field station operations is the kind of infrastructure challenge I have been working toward for the past decade in my work for the federal government, within academia and through writing guidebooks. I bring a unique combination of scientific domain expertise, hands-on data infrastructure development, demonstrated community engagement experience and intuitive UI creation that this role demands.</w:t>
       </w:r>
     </w:p>
     <w:p>
@@ -260,21 +189,21 @@
           <w:sz w:val="22"/>
           <w:szCs w:val="22"/>
         </w:rPr>
-        <w:t xml:space="preserve">My four-plus years as Conservation Data Architecture Lead with the NPS Terrestrial Wildlife </w:t>
-      </w:r>
-      <w:r>
-        <w:rPr>
-          <w:sz w:val="22"/>
-          <w:szCs w:val="22"/>
-        </w:rPr>
-        <w:t>Branch</w:t>
-      </w:r>
-      <w:r>
-        <w:rPr>
-          <w:sz w:val="22"/>
-          <w:szCs w:val="22"/>
-        </w:rPr>
-        <w:t xml:space="preserve"> gave me direct experience managing the end-to-end lifecycle of </w:t>
+        <w:t xml:space="preserve">My </w:t>
+      </w:r>
+      <w:r>
+        <w:rPr>
+          <w:sz w:val="22"/>
+          <w:szCs w:val="22"/>
+        </w:rPr>
+        <w:t>experience</w:t>
+      </w:r>
+      <w:r>
+        <w:rPr>
+          <w:sz w:val="22"/>
+          <w:szCs w:val="22"/>
+        </w:rPr>
+        <w:t xml:space="preserve"> as Conservation Data Architecture Lead with the NPS Terrestrial Wildlife Branch gave me direct experience managing the end-to-end lifecycle of </w:t>
       </w:r>
       <w:r>
         <w:rPr>
@@ -302,42 +231,7 @@
           <w:sz w:val="22"/>
           <w:szCs w:val="22"/>
         </w:rPr>
-        <w:t>in resource</w:t>
-      </w:r>
-      <w:r>
-        <w:rPr>
-          <w:sz w:val="22"/>
-          <w:szCs w:val="22"/>
-        </w:rPr>
-        <w:t xml:space="preserve"> </w:t>
-      </w:r>
-      <w:r>
-        <w:rPr>
-          <w:sz w:val="22"/>
-          <w:szCs w:val="22"/>
-        </w:rPr>
-        <w:t>constrained, field-based environment</w:t>
-      </w:r>
-      <w:r>
-        <w:rPr>
-          <w:sz w:val="22"/>
-          <w:szCs w:val="22"/>
-        </w:rPr>
-        <w:t>s</w:t>
-      </w:r>
-      <w:r>
-        <w:rPr>
-          <w:sz w:val="22"/>
-          <w:szCs w:val="22"/>
-        </w:rPr>
-        <w:t xml:space="preserve">. I owned the </w:t>
-      </w:r>
-      <w:r>
-        <w:rPr>
-          <w:sz w:val="22"/>
-          <w:szCs w:val="22"/>
-        </w:rPr>
-        <w:t>data collection</w:t>
+        <w:t>in resource constrained, field-based environments. I owned the data collection</w:t>
       </w:r>
       <w:r>
         <w:rPr>
@@ -351,168 +245,7 @@
           <w:sz w:val="22"/>
           <w:szCs w:val="22"/>
         </w:rPr>
-        <w:t xml:space="preserve">, </w:t>
-      </w:r>
-      <w:r>
-        <w:rPr>
-          <w:sz w:val="22"/>
-          <w:szCs w:val="22"/>
-        </w:rPr>
-        <w:t>database creation, management, and visualization for five distinct wildlife programs</w:t>
-      </w:r>
-      <w:r>
-        <w:rPr>
-          <w:sz w:val="22"/>
-          <w:szCs w:val="22"/>
-        </w:rPr>
-        <w:t xml:space="preserve"> with the end goal of </w:t>
-      </w:r>
-      <w:r>
-        <w:rPr>
-          <w:sz w:val="22"/>
-          <w:szCs w:val="22"/>
-        </w:rPr>
-        <w:t>efficiently disseminat</w:t>
-      </w:r>
-      <w:r>
-        <w:rPr>
-          <w:sz w:val="22"/>
-          <w:szCs w:val="22"/>
-        </w:rPr>
-        <w:t>ing</w:t>
-      </w:r>
-      <w:r>
-        <w:rPr>
-          <w:sz w:val="22"/>
-          <w:szCs w:val="22"/>
-        </w:rPr>
-        <w:t xml:space="preserve"> information across a diverse set of stakeholders</w:t>
-      </w:r>
-      <w:r>
-        <w:rPr>
-          <w:sz w:val="22"/>
-          <w:szCs w:val="22"/>
-        </w:rPr>
-        <w:t xml:space="preserve"> (e.g. </w:t>
-      </w:r>
-      <w:r>
-        <w:rPr>
-          <w:sz w:val="22"/>
-          <w:szCs w:val="22"/>
-        </w:rPr>
-        <w:t>federal</w:t>
-      </w:r>
-      <w:r>
-        <w:rPr>
-          <w:sz w:val="22"/>
-          <w:szCs w:val="22"/>
-        </w:rPr>
-        <w:t xml:space="preserve"> &amp; state</w:t>
-      </w:r>
-      <w:r>
-        <w:rPr>
-          <w:sz w:val="22"/>
-          <w:szCs w:val="22"/>
-        </w:rPr>
-        <w:t xml:space="preserve"> </w:t>
-      </w:r>
-      <w:r>
-        <w:rPr>
-          <w:sz w:val="22"/>
-          <w:szCs w:val="22"/>
-        </w:rPr>
-        <w:t>agencies</w:t>
-      </w:r>
-      <w:r>
-        <w:rPr>
-          <w:sz w:val="22"/>
-          <w:szCs w:val="22"/>
-        </w:rPr>
-        <w:t>, researchers, funding sources, and the public</w:t>
-      </w:r>
-      <w:r>
-        <w:rPr>
-          <w:sz w:val="22"/>
-          <w:szCs w:val="22"/>
-        </w:rPr>
-        <w:t>)</w:t>
-      </w:r>
-      <w:r>
-        <w:rPr>
-          <w:sz w:val="22"/>
-          <w:szCs w:val="22"/>
-        </w:rPr>
-        <w:t xml:space="preserve">. </w:t>
-      </w:r>
-      <w:r>
-        <w:rPr>
-          <w:sz w:val="22"/>
-          <w:szCs w:val="22"/>
-        </w:rPr>
-        <w:t xml:space="preserve">The data collected and stored in these </w:t>
-      </w:r>
-      <w:r>
-        <w:rPr>
-          <w:sz w:val="22"/>
-          <w:szCs w:val="22"/>
-        </w:rPr>
-        <w:t xml:space="preserve">systems ultimately informed </w:t>
-      </w:r>
-      <w:r>
-        <w:rPr>
-          <w:sz w:val="22"/>
-          <w:szCs w:val="22"/>
-        </w:rPr>
-        <w:t xml:space="preserve">and contributed to </w:t>
-      </w:r>
-      <w:r>
-        <w:rPr>
-          <w:sz w:val="22"/>
-          <w:szCs w:val="22"/>
-        </w:rPr>
-        <w:t>national</w:t>
-      </w:r>
-      <w:r>
-        <w:rPr>
-          <w:sz w:val="22"/>
-          <w:szCs w:val="22"/>
-        </w:rPr>
-        <w:t xml:space="preserve"> </w:t>
-      </w:r>
-      <w:r>
-        <w:rPr>
-          <w:sz w:val="22"/>
-          <w:szCs w:val="22"/>
-        </w:rPr>
-        <w:t xml:space="preserve">level decisions </w:t>
-      </w:r>
-      <w:r>
-        <w:rPr>
-          <w:sz w:val="22"/>
-          <w:szCs w:val="22"/>
-        </w:rPr>
-        <w:t xml:space="preserve">and research </w:t>
-      </w:r>
-      <w:r>
-        <w:rPr>
-          <w:sz w:val="22"/>
-          <w:szCs w:val="22"/>
-        </w:rPr>
-        <w:t xml:space="preserve">on endangered species </w:t>
-      </w:r>
-      <w:r>
-        <w:rPr>
-          <w:sz w:val="22"/>
-          <w:szCs w:val="22"/>
-        </w:rPr>
-        <w:t>and state level decisions on threatened or declining species</w:t>
-      </w:r>
-      <w:r>
-        <w:rPr>
-          <w:sz w:val="22"/>
-          <w:szCs w:val="22"/>
-        </w:rPr>
-        <w:t>.</w:t>
+        <w:t>, database creation, management, and visualization for five distinct wildlife programs with the end goal of efficiently disseminating information across a diverse set of stakeholders (e.g. federal &amp; state agencies, researchers, funding sources, and the public). The data collected and stored in these systems ultimately informed and contributed to national level decisions and research on endangered species and state level decisions on threatened or declining species.</w:t>
       </w:r>
     </w:p>
     <w:p>
@@ -528,7 +261,35 @@
           <w:sz w:val="22"/>
           <w:szCs w:val="22"/>
         </w:rPr>
-        <w:t>As PI and contributing author on grants with fiscal sponsors and federal funders, I helped raise over $</w:t>
+        <w:t xml:space="preserve">As PI and </w:t>
+      </w:r>
+      <w:r>
+        <w:rPr>
+          <w:sz w:val="22"/>
+          <w:szCs w:val="22"/>
+        </w:rPr>
+        <w:t>co-</w:t>
+      </w:r>
+      <w:r>
+        <w:rPr>
+          <w:sz w:val="22"/>
+          <w:szCs w:val="22"/>
+        </w:rPr>
+        <w:t xml:space="preserve"> author on grants with fiscal sponsors and federal funders, I </w:t>
+      </w:r>
+      <w:r>
+        <w:rPr>
+          <w:sz w:val="22"/>
+          <w:szCs w:val="22"/>
+        </w:rPr>
+        <w:t>contributed to raising</w:t>
+      </w:r>
+      <w:r>
+        <w:rPr>
+          <w:sz w:val="22"/>
+          <w:szCs w:val="22"/>
+        </w:rPr>
+        <w:t xml:space="preserve"> over $</w:t>
       </w:r>
       <w:r>
         <w:rPr>
@@ -542,7 +303,21 @@
           <w:sz w:val="22"/>
           <w:szCs w:val="22"/>
         </w:rPr>
-        <w:t xml:space="preserve">M for the program and understand what it takes to sustain a grant-funded initiative through clear funder communication. </w:t>
+        <w:t xml:space="preserve">M for the program and understand what it takes to sustain a grant-funded initiative through clear funder </w:t>
+      </w:r>
+      <w:r>
+        <w:rPr>
+          <w:sz w:val="22"/>
+          <w:szCs w:val="22"/>
+        </w:rPr>
+        <w:t>reporting and compliance</w:t>
+      </w:r>
+      <w:r>
+        <w:rPr>
+          <w:sz w:val="22"/>
+          <w:szCs w:val="22"/>
+        </w:rPr>
+        <w:t xml:space="preserve">. </w:t>
       </w:r>
       <w:r>
         <w:rPr>
@@ -801,28 +576,21 @@
           <w:sz w:val="22"/>
           <w:szCs w:val="22"/>
         </w:rPr>
-        <w:t>Through my belief in education motivating buy-in to the places people hold near and dear, I grew my team of three NPS bat technicians to hundreds of citizens climbers looking for bat sightings. My</w:t>
-      </w:r>
-      <w:r>
-        <w:rPr>
-          <w:sz w:val="22"/>
-          <w:szCs w:val="22"/>
-        </w:rPr>
-        <w:t xml:space="preserve"> experience </w:t>
-      </w:r>
-      <w:r>
-        <w:rPr>
-          <w:sz w:val="22"/>
-          <w:szCs w:val="22"/>
-        </w:rPr>
-        <w:t xml:space="preserve">in building community around research </w:t>
-      </w:r>
-      <w:r>
-        <w:rPr>
-          <w:sz w:val="22"/>
-          <w:szCs w:val="22"/>
-        </w:rPr>
-        <w:t>taught me that sustainable platforms are built on trust and clear communication as much as on technical design.</w:t>
+        <w:t>Through my belief in education motivating buy-in to the places people hold near and dear, I grew my team of three NPS bat technicians to hundreds of citizens climbers looking for bat sightings. My experience</w:t>
+      </w:r>
+      <w:r>
+        <w:rPr>
+          <w:sz w:val="22"/>
+          <w:szCs w:val="22"/>
+        </w:rPr>
+        <w:t xml:space="preserve"> and leadership</w:t>
+      </w:r>
+      <w:r>
+        <w:rPr>
+          <w:sz w:val="22"/>
+          <w:szCs w:val="22"/>
+        </w:rPr>
+        <w:t xml:space="preserve"> in building community around research taught me that sustainable platforms are built on trust and clear communication as much as on technical design.</w:t>
       </w:r>
     </w:p>
     <w:p>
@@ -846,14 +614,7 @@
           <w:sz w:val="22"/>
           <w:szCs w:val="22"/>
         </w:rPr>
-        <w:t xml:space="preserve"> </w:t>
-      </w:r>
-      <w:r>
-        <w:rPr>
-          <w:sz w:val="22"/>
-          <w:szCs w:val="22"/>
-        </w:rPr>
-        <w:t>In</w:t>
+        <w:t xml:space="preserve"> In</w:t>
       </w:r>
       <w:r>
         <w:rPr>
@@ -923,70 +684,14 @@
           <w:sz w:val="22"/>
           <w:szCs w:val="22"/>
         </w:rPr>
-        <w:t xml:space="preserve"> Bioinformatics Curriculum Coordinator for the ANGUS workshop I </w:t>
-      </w:r>
-      <w:r>
-        <w:rPr>
-          <w:sz w:val="22"/>
-          <w:szCs w:val="22"/>
-        </w:rPr>
-        <w:t xml:space="preserve">worked with a team of educators to </w:t>
-      </w:r>
-      <w:r>
-        <w:rPr>
-          <w:sz w:val="22"/>
-          <w:szCs w:val="22"/>
-        </w:rPr>
-        <w:t xml:space="preserve">develop open-source, version-controlled </w:t>
-      </w:r>
-      <w:r>
-        <w:rPr>
-          <w:sz w:val="22"/>
-          <w:szCs w:val="22"/>
-        </w:rPr>
-        <w:t xml:space="preserve">and community-maintained </w:t>
-      </w:r>
-      <w:r>
-        <w:rPr>
-          <w:sz w:val="22"/>
-          <w:szCs w:val="22"/>
-        </w:rPr>
-        <w:t xml:space="preserve">curriculum </w:t>
-      </w:r>
-      <w:r>
-        <w:rPr>
-          <w:sz w:val="22"/>
-          <w:szCs w:val="22"/>
-        </w:rPr>
-        <w:t xml:space="preserve">and materials </w:t>
-      </w:r>
-      <w:r>
-        <w:rPr>
-          <w:sz w:val="22"/>
-          <w:szCs w:val="22"/>
-        </w:rPr>
-        <w:t>for postdocs, professors, and research professional</w:t>
-      </w:r>
-      <w:r>
-        <w:rPr>
-          <w:sz w:val="22"/>
-          <w:szCs w:val="22"/>
-        </w:rPr>
-        <w:t xml:space="preserve">s. </w:t>
-      </w:r>
-      <w:r>
-        <w:rPr>
-          <w:sz w:val="22"/>
-          <w:szCs w:val="22"/>
-        </w:rPr>
-        <w:t xml:space="preserve">In my capacity as Computational Genomics Doctoral Researcher </w:t>
-      </w:r>
-      <w:r>
-        <w:rPr>
-          <w:sz w:val="22"/>
-          <w:szCs w:val="22"/>
-        </w:rPr>
-        <w:t xml:space="preserve">and as a </w:t>
+        <w:t xml:space="preserve"> Bioinformatics Curriculum Coordinator for the ANGUS workshop I worked with a team of educators to develop open-source, version-controlled and community-maintained curriculum and materials for postdocs, professors, and research professionals. </w:t>
+      </w:r>
+      <w:r>
+        <w:rPr>
+          <w:sz w:val="22"/>
+          <w:szCs w:val="22"/>
+        </w:rPr>
+        <w:t xml:space="preserve">In my capacity as Computational Genomics Doctoral Researcher and as a </w:t>
       </w:r>
       <w:proofErr w:type="gramStart"/>
       <w:r>
@@ -1002,14 +707,7 @@
           <w:sz w:val="22"/>
           <w:szCs w:val="22"/>
         </w:rPr>
-        <w:t>Instructor for the graduate level GGG298: Tools for Data Intensive Biology course at UC Davis</w:t>
-      </w:r>
-      <w:r>
-        <w:rPr>
-          <w:sz w:val="22"/>
-          <w:szCs w:val="22"/>
-        </w:rPr>
-        <w:t xml:space="preserve"> I sought to bridge the knowledge gap between the wet and dry lab by making </w:t>
+        <w:t xml:space="preserve">Instructor for the graduate level GGG298: Tools for Data Intensive Biology course at UC Davis I sought to bridge the knowledge gap between the wet and dry lab by making </w:t>
       </w:r>
       <w:r>
         <w:rPr>
@@ -1075,35 +773,7 @@
           <w:sz w:val="22"/>
           <w:szCs w:val="22"/>
         </w:rPr>
-        <w:t>Outside the lab, I have authored two climbing guidebooks and am writing two more</w:t>
-      </w:r>
-      <w:r>
-        <w:rPr>
-          <w:sz w:val="22"/>
-          <w:szCs w:val="22"/>
-        </w:rPr>
-        <w:t>.</w:t>
-      </w:r>
-      <w:r>
-        <w:rPr>
-          <w:sz w:val="22"/>
-          <w:szCs w:val="22"/>
-        </w:rPr>
-        <w:t xml:space="preserve"> </w:t>
-      </w:r>
-      <w:r>
-        <w:rPr>
-          <w:sz w:val="22"/>
-          <w:szCs w:val="22"/>
-        </w:rPr>
-        <w:t>This</w:t>
-      </w:r>
-      <w:r>
-        <w:rPr>
-          <w:sz w:val="22"/>
-          <w:szCs w:val="22"/>
-        </w:rPr>
-        <w:t xml:space="preserve"> practice </w:t>
+        <w:t xml:space="preserve">Outside the lab, I have authored two climbing guidebooks and am writing two more. This practice </w:t>
       </w:r>
       <w:r>
         <w:rPr>
@@ -1117,28 +787,7 @@
           <w:sz w:val="22"/>
           <w:szCs w:val="22"/>
         </w:rPr>
-        <w:t xml:space="preserve"> my ability to translate dense technical</w:t>
-      </w:r>
-      <w:r>
-        <w:rPr>
-          <w:sz w:val="22"/>
-          <w:szCs w:val="22"/>
-        </w:rPr>
-        <w:t>, historical</w:t>
-      </w:r>
-      <w:r>
-        <w:rPr>
-          <w:sz w:val="22"/>
-          <w:szCs w:val="22"/>
-        </w:rPr>
-        <w:t xml:space="preserve"> and spatial information into clear, usable knowledge for navigating three-dimensional terrain. The discipline of writing a guidebook </w:t>
-      </w:r>
-      <w:r>
-        <w:rPr>
-          <w:sz w:val="22"/>
-          <w:szCs w:val="22"/>
-        </w:rPr>
-        <w:t xml:space="preserve">requires </w:t>
+        <w:t xml:space="preserve"> my ability to translate dense technical, historical and spatial information into clear, usable knowledge for navigating three-dimensional terrain. The discipline of writing a guidebook requires </w:t>
       </w:r>
       <w:r>
         <w:rPr>
@@ -1146,49 +795,7 @@
           <w:szCs w:val="22"/>
         </w:rPr>
         <w:lastRenderedPageBreak/>
-        <w:t>an</w:t>
-      </w:r>
-      <w:r>
-        <w:rPr>
-          <w:sz w:val="22"/>
-          <w:szCs w:val="22"/>
-        </w:rPr>
-        <w:t xml:space="preserve"> understanding exactly what a user needs to know, in what sequence, to move safely and confidently through a</w:t>
-      </w:r>
-      <w:r>
-        <w:rPr>
-          <w:sz w:val="22"/>
-          <w:szCs w:val="22"/>
-        </w:rPr>
-        <w:t xml:space="preserve"> potentially dangerous</w:t>
-      </w:r>
-      <w:r>
-        <w:rPr>
-          <w:sz w:val="22"/>
-          <w:szCs w:val="22"/>
-        </w:rPr>
-        <w:t xml:space="preserve"> environment</w:t>
-      </w:r>
-      <w:r>
-        <w:rPr>
-          <w:sz w:val="22"/>
-          <w:szCs w:val="22"/>
-        </w:rPr>
-        <w:t>.</w:t>
-      </w:r>
-      <w:r>
-        <w:rPr>
-          <w:sz w:val="22"/>
-          <w:szCs w:val="22"/>
-        </w:rPr>
-        <w:t xml:space="preserve"> </w:t>
-      </w:r>
-      <w:r>
-        <w:rPr>
-          <w:sz w:val="22"/>
-          <w:szCs w:val="22"/>
-        </w:rPr>
-        <w:t>Thus, in the process of writing climbing guidebooks I am constantly assessing my design interface to be as comprehensive and simple as possible to maximize usability &amp; intuition and minimize cognitive load.</w:t>
+        <w:t>an understanding exactly what a user needs to know, in what sequence, to move safely and confidently through a potentially dangerous environment. Thus, in the process of writing climbing guidebooks I am constantly assessing my design interface to be as comprehensive and simple as possible to maximize usability &amp; intuition and minimize cognitive load.</w:t>
       </w:r>
     </w:p>
     <w:p>
